--- a/evaluation/publication_results/manuscript_package_20260719/tirs_final_submission_package_20260720/submission_upload_files_20260720/Table_2_Development_decisions_made_after_observed_failures.docx
+++ b/evaluation/publication_results/manuscript_package_20260719/tirs_final_submission_package_20260720/submission_upload_files_20260720/Table_2_Development_decisions_made_after_observed_failures.docx
@@ -8,11 +8,11 @@
       </w:pPr>
       <w:r>
         <w:rPr>
-          <w:rFonts w:ascii="Arial" w:hAnsi="Arial" w:eastAsia="Arial"/>
+          <w:rFonts w:ascii="Times New Roman" w:hAnsi="Times New Roman" w:eastAsia="Times New Roman" w:cs="Times New Roman"/>
           <w:b w:val="0"/>
           <w:i w:val="0"/>
           <w:color w:val="000000"/>
-          <w:sz w:val="22"/>
+          <w:sz w:val="24"/>
         </w:rPr>
         <w:t>Table 2. Development decisions made after observed failures.</w:t>
       </w:r>
@@ -52,11 +52,11 @@
             </w:pPr>
             <w:r>
               <w:rPr>
-                <w:rFonts w:ascii="Arial" w:hAnsi="Arial" w:eastAsia="Arial"/>
+                <w:rFonts w:ascii="Times New Roman" w:hAnsi="Times New Roman" w:eastAsia="Times New Roman" w:cs="Times New Roman"/>
                 <w:b/>
                 <w:i w:val="0"/>
                 <w:color w:val="000000"/>
-                <w:sz w:val="16"/>
+                <w:sz w:val="24"/>
               </w:rPr>
               <w:t>Observed problem</w:t>
             </w:r>
@@ -79,11 +79,11 @@
             </w:pPr>
             <w:r>
               <w:rPr>
-                <w:rFonts w:ascii="Arial" w:hAnsi="Arial" w:eastAsia="Arial"/>
+                <w:rFonts w:ascii="Times New Roman" w:hAnsi="Times New Roman" w:eastAsia="Times New Roman" w:cs="Times New Roman"/>
                 <w:b/>
                 <w:i w:val="0"/>
                 <w:color w:val="000000"/>
-                <w:sz w:val="16"/>
+                <w:sz w:val="24"/>
               </w:rPr>
               <w:t>Evidence from testing</w:t>
             </w:r>
@@ -106,11 +106,11 @@
             </w:pPr>
             <w:r>
               <w:rPr>
-                <w:rFonts w:ascii="Arial" w:hAnsi="Arial" w:eastAsia="Arial"/>
+                <w:rFonts w:ascii="Times New Roman" w:hAnsi="Times New Roman" w:eastAsia="Times New Roman" w:cs="Times New Roman"/>
                 <w:b/>
                 <w:i w:val="0"/>
                 <w:color w:val="000000"/>
-                <w:sz w:val="16"/>
+                <w:sz w:val="24"/>
               </w:rPr>
               <w:t>Change made</w:t>
             </w:r>
@@ -133,11 +133,11 @@
             </w:pPr>
             <w:r>
               <w:rPr>
-                <w:rFonts w:ascii="Arial" w:hAnsi="Arial" w:eastAsia="Arial"/>
+                <w:rFonts w:ascii="Times New Roman" w:hAnsi="Times New Roman" w:eastAsia="Times New Roman" w:cs="Times New Roman"/>
                 <w:b/>
                 <w:i w:val="0"/>
                 <w:color w:val="000000"/>
-                <w:sz w:val="16"/>
+                <w:sz w:val="24"/>
               </w:rPr>
               <w:t>Reason for regulatory use</w:t>
             </w:r>
@@ -165,11 +165,11 @@
             </w:pPr>
             <w:r>
               <w:rPr>
-                <w:rFonts w:ascii="Arial" w:hAnsi="Arial" w:eastAsia="Arial"/>
+                <w:rFonts w:ascii="Times New Roman" w:hAnsi="Times New Roman" w:eastAsia="Times New Roman" w:cs="Times New Roman"/>
                 <w:b w:val="0"/>
                 <w:i w:val="0"/>
                 <w:color w:val="000000"/>
-                <w:sz w:val="16"/>
+                <w:sz w:val="24"/>
               </w:rPr>
               <w:t>Source text was noisy or poorly structured.</w:t>
             </w:r>
@@ -192,11 +192,11 @@
             </w:pPr>
             <w:r>
               <w:rPr>
-                <w:rFonts w:ascii="Arial" w:hAnsi="Arial" w:eastAsia="Arial"/>
+                <w:rFonts w:ascii="Times New Roman" w:hAnsi="Times New Roman" w:eastAsia="Times New Roman" w:cs="Times New Roman"/>
                 <w:b w:val="0"/>
                 <w:i w:val="0"/>
                 <w:color w:val="000000"/>
-                <w:sz w:val="16"/>
+                <w:sz w:val="24"/>
               </w:rPr>
               <w:t>Early app tests and corpus review showed formatting artifacts and document-label problems.</w:t>
             </w:r>
@@ -219,11 +219,11 @@
             </w:pPr>
             <w:r>
               <w:rPr>
-                <w:rFonts w:ascii="Arial" w:hAnsi="Arial" w:eastAsia="Arial"/>
+                <w:rFonts w:ascii="Times New Roman" w:hAnsi="Times New Roman" w:eastAsia="Times New Roman" w:cs="Times New Roman"/>
                 <w:b w:val="0"/>
                 <w:i w:val="0"/>
                 <w:color w:val="000000"/>
-                <w:sz w:val="16"/>
+                <w:sz w:val="24"/>
               </w:rPr>
               <w:t>Cleaned source text and verified document identity before indexing.</w:t>
             </w:r>
@@ -246,11 +246,11 @@
             </w:pPr>
             <w:r>
               <w:rPr>
-                <w:rFonts w:ascii="Arial" w:hAnsi="Arial" w:eastAsia="Arial"/>
+                <w:rFonts w:ascii="Times New Roman" w:hAnsi="Times New Roman" w:eastAsia="Times New Roman" w:cs="Times New Roman"/>
                 <w:b w:val="0"/>
                 <w:i w:val="0"/>
                 <w:color w:val="000000"/>
-                <w:sz w:val="16"/>
+                <w:sz w:val="24"/>
               </w:rPr>
               <w:t>A regulatory answer is only useful if the cited source is identifiable.</w:t>
             </w:r>
@@ -278,11 +278,11 @@
             </w:pPr>
             <w:r>
               <w:rPr>
-                <w:rFonts w:ascii="Arial" w:hAnsi="Arial" w:eastAsia="Arial"/>
+                <w:rFonts w:ascii="Times New Roman" w:hAnsi="Times New Roman" w:eastAsia="Times New Roman" w:cs="Times New Roman"/>
                 <w:b w:val="0"/>
                 <w:i w:val="0"/>
                 <w:color w:val="000000"/>
-                <w:sz w:val="16"/>
+                <w:sz w:val="24"/>
               </w:rPr>
               <w:t>Arbitrary chunks did not match legal structure.</w:t>
             </w:r>
@@ -305,11 +305,11 @@
             </w:pPr>
             <w:r>
               <w:rPr>
-                <w:rFonts w:ascii="Arial" w:hAnsi="Arial" w:eastAsia="Arial"/>
+                <w:rFonts w:ascii="Times New Roman" w:hAnsi="Times New Roman" w:eastAsia="Times New Roman" w:cs="Times New Roman"/>
                 <w:b w:val="0"/>
                 <w:i w:val="0"/>
                 <w:color w:val="000000"/>
-                <w:sz w:val="16"/>
+                <w:sz w:val="24"/>
               </w:rPr>
               <w:t>Correct documents were sometimes nearby but answers missed article-level conditions.</w:t>
             </w:r>
@@ -332,11 +332,11 @@
             </w:pPr>
             <w:r>
               <w:rPr>
-                <w:rFonts w:ascii="Arial" w:hAnsi="Arial" w:eastAsia="Arial"/>
+                <w:rFonts w:ascii="Times New Roman" w:hAnsi="Times New Roman" w:eastAsia="Times New Roman" w:cs="Times New Roman"/>
                 <w:b w:val="0"/>
                 <w:i w:val="0"/>
                 <w:color w:val="000000"/>
-                <w:sz w:val="16"/>
+                <w:sz w:val="24"/>
               </w:rPr>
               <w:t>Rebuilt the index with article-aware chunks and article metadata.</w:t>
             </w:r>
@@ -359,11 +359,11 @@
             </w:pPr>
             <w:r>
               <w:rPr>
-                <w:rFonts w:ascii="Arial" w:hAnsi="Arial" w:eastAsia="Arial"/>
+                <w:rFonts w:ascii="Times New Roman" w:hAnsi="Times New Roman" w:eastAsia="Times New Roman" w:cs="Times New Roman"/>
                 <w:b w:val="0"/>
                 <w:i w:val="0"/>
                 <w:color w:val="000000"/>
-                <w:sz w:val="16"/>
+                <w:sz w:val="24"/>
               </w:rPr>
               <w:t>Users need checkable article citations, not only semantically similar passages.</w:t>
             </w:r>
@@ -391,11 +391,11 @@
             </w:pPr>
             <w:r>
               <w:rPr>
-                <w:rFonts w:ascii="Arial" w:hAnsi="Arial" w:eastAsia="Arial"/>
+                <w:rFonts w:ascii="Times New Roman" w:hAnsi="Times New Roman" w:eastAsia="Times New Roman" w:cs="Times New Roman"/>
                 <w:b w:val="0"/>
                 <w:i w:val="0"/>
                 <w:color w:val="000000"/>
-                <w:sz w:val="16"/>
+                <w:sz w:val="24"/>
               </w:rPr>
               <w:t>Dense retrieval alone was weak for exact legal terms.</w:t>
             </w:r>
@@ -418,11 +418,11 @@
             </w:pPr>
             <w:r>
               <w:rPr>
-                <w:rFonts w:ascii="Arial" w:hAnsi="Arial" w:eastAsia="Arial"/>
+                <w:rFonts w:ascii="Times New Roman" w:hAnsi="Times New Roman" w:eastAsia="Times New Roman" w:cs="Times New Roman"/>
                 <w:b w:val="0"/>
                 <w:i w:val="0"/>
                 <w:color w:val="000000"/>
-                <w:sz w:val="16"/>
+                <w:sz w:val="24"/>
               </w:rPr>
               <w:t>Terms such as DDCM, RDC numbers, article numbers, and IN 338/2024 required exact matching.</w:t>
             </w:r>
@@ -445,11 +445,11 @@
             </w:pPr>
             <w:r>
               <w:rPr>
-                <w:rFonts w:ascii="Arial" w:hAnsi="Arial" w:eastAsia="Arial"/>
+                <w:rFonts w:ascii="Times New Roman" w:hAnsi="Times New Roman" w:eastAsia="Times New Roman" w:cs="Times New Roman"/>
                 <w:b w:val="0"/>
                 <w:i w:val="0"/>
                 <w:color w:val="000000"/>
-                <w:sz w:val="16"/>
+                <w:sz w:val="24"/>
               </w:rPr>
               <w:t>Added BM25 retrieval, reciprocal-rank fusion, and reranking.</w:t>
             </w:r>
@@ -472,11 +472,11 @@
             </w:pPr>
             <w:r>
               <w:rPr>
-                <w:rFonts w:ascii="Arial" w:hAnsi="Arial" w:eastAsia="Arial"/>
+                <w:rFonts w:ascii="Times New Roman" w:hAnsi="Times New Roman" w:eastAsia="Times New Roman" w:cs="Times New Roman"/>
                 <w:b w:val="0"/>
                 <w:i w:val="0"/>
                 <w:color w:val="000000"/>
-                <w:sz w:val="16"/>
+                <w:sz w:val="24"/>
               </w:rPr>
               <w:t>Regulatory questions often depend on exact terms and article labels.</w:t>
             </w:r>
@@ -504,11 +504,11 @@
             </w:pPr>
             <w:r>
               <w:rPr>
-                <w:rFonts w:ascii="Arial" w:hAnsi="Arial" w:eastAsia="Arial"/>
+                <w:rFonts w:ascii="Times New Roman" w:hAnsi="Times New Roman" w:eastAsia="Times New Roman" w:cs="Times New Roman"/>
                 <w:b w:val="0"/>
                 <w:i w:val="0"/>
                 <w:color w:val="000000"/>
-                <w:sz w:val="16"/>
+                <w:sz w:val="24"/>
               </w:rPr>
               <w:t>English questions over Portuguese documents lost completeness.</w:t>
             </w:r>
@@ -531,11 +531,11 @@
             </w:pPr>
             <w:r>
               <w:rPr>
-                <w:rFonts w:ascii="Arial" w:hAnsi="Arial" w:eastAsia="Arial"/>
+                <w:rFonts w:ascii="Times New Roman" w:hAnsi="Times New Roman" w:eastAsia="Times New Roman" w:cs="Times New Roman"/>
                 <w:b w:val="0"/>
                 <w:i w:val="0"/>
                 <w:color w:val="000000"/>
-                <w:sz w:val="16"/>
+                <w:sz w:val="24"/>
               </w:rPr>
               <w:t>Initial English completeness was lower than Portuguese completeness.</w:t>
             </w:r>
@@ -558,11 +558,11 @@
             </w:pPr>
             <w:r>
               <w:rPr>
-                <w:rFonts w:ascii="Arial" w:hAnsi="Arial" w:eastAsia="Arial"/>
+                <w:rFonts w:ascii="Times New Roman" w:hAnsi="Times New Roman" w:eastAsia="Times New Roman" w:cs="Times New Roman"/>
                 <w:b w:val="0"/>
                 <w:i w:val="0"/>
                 <w:color w:val="000000"/>
-                <w:sz w:val="16"/>
+                <w:sz w:val="24"/>
               </w:rPr>
               <w:t>Added conservative Portuguese retrieval anchors while preserving answer language.</w:t>
             </w:r>
@@ -585,11 +585,11 @@
             </w:pPr>
             <w:r>
               <w:rPr>
-                <w:rFonts w:ascii="Arial" w:hAnsi="Arial" w:eastAsia="Arial"/>
+                <w:rFonts w:ascii="Times New Roman" w:hAnsi="Times New Roman" w:eastAsia="Times New Roman" w:cs="Times New Roman"/>
                 <w:b w:val="0"/>
                 <w:i w:val="0"/>
                 <w:color w:val="000000"/>
-                <w:sz w:val="16"/>
+                <w:sz w:val="24"/>
               </w:rPr>
               <w:t>International users may ask in English while the source corpus remains Portuguese.</w:t>
             </w:r>
@@ -617,11 +617,11 @@
             </w:pPr>
             <w:r>
               <w:rPr>
-                <w:rFonts w:ascii="Arial" w:hAnsi="Arial" w:eastAsia="Arial"/>
+                <w:rFonts w:ascii="Times New Roman" w:hAnsi="Times New Roman" w:eastAsia="Times New Roman" w:cs="Times New Roman"/>
                 <w:b w:val="0"/>
                 <w:i w:val="0"/>
                 <w:color w:val="000000"/>
-                <w:sz w:val="16"/>
+                <w:sz w:val="24"/>
               </w:rPr>
               <w:t>The system answered from related but insufficient context.</w:t>
             </w:r>
@@ -644,11 +644,11 @@
             </w:pPr>
             <w:r>
               <w:rPr>
-                <w:rFonts w:ascii="Arial" w:hAnsi="Arial" w:eastAsia="Arial"/>
+                <w:rFonts w:ascii="Times New Roman" w:hAnsi="Times New Roman" w:eastAsia="Times New Roman" w:cs="Times New Roman"/>
                 <w:b w:val="0"/>
                 <w:i w:val="0"/>
                 <w:color w:val="000000"/>
-                <w:sz w:val="16"/>
+                <w:sz w:val="24"/>
               </w:rPr>
               <w:t>External stress testing showed refusal correctness of 0.700.</w:t>
             </w:r>
@@ -671,11 +671,11 @@
             </w:pPr>
             <w:r>
               <w:rPr>
-                <w:rFonts w:ascii="Arial" w:hAnsi="Arial" w:eastAsia="Arial"/>
+                <w:rFonts w:ascii="Times New Roman" w:hAnsi="Times New Roman" w:eastAsia="Times New Roman" w:cs="Times New Roman"/>
                 <w:b w:val="0"/>
                 <w:i w:val="0"/>
                 <w:color w:val="000000"/>
-                <w:sz w:val="16"/>
+                <w:sz w:val="24"/>
               </w:rPr>
               <w:t>Tightened the refusal rule and tested a separate refusal-focused external set.</w:t>
             </w:r>
@@ -698,11 +698,11 @@
             </w:pPr>
             <w:r>
               <w:rPr>
-                <w:rFonts w:ascii="Arial" w:hAnsi="Arial" w:eastAsia="Arial"/>
+                <w:rFonts w:ascii="Times New Roman" w:hAnsi="Times New Roman" w:eastAsia="Times New Roman" w:cs="Times New Roman"/>
                 <w:b w:val="0"/>
                 <w:i w:val="0"/>
                 <w:color w:val="000000"/>
-                <w:sz w:val="16"/>
+                <w:sz w:val="24"/>
               </w:rPr>
               <w:t>A related article is not enough when the specific requested fact is absent.</w:t>
             </w:r>
@@ -712,6 +712,8 @@
     </w:tbl>
     <w:p/>
     <w:sectPr>
+      <w:headerReference w:type="default" r:id="rId9"/>
+      <w:footerReference w:type="default" r:id="rId10"/>
       <w:pgSz w:w="12240" w:h="15840"/>
       <w:pgMar w:top="1440" w:right="1440" w:bottom="1440" w:left="1440" w:header="720" w:footer="720" w:gutter="0"/>
       <w:cols w:space="720"/>
@@ -719,6 +721,26 @@
     </w:sectPr>
   </w:body>
 </w:document>
+</file>
+
+<file path=word/footer1.xml><?xml version="1.0" encoding="utf-8"?>
+<w:ftr xmlns:m="http://schemas.openxmlformats.org/officeDocument/2006/math" xmlns:mc="http://schemas.openxmlformats.org/markup-compatibility/2006" xmlns:mo="http://schemas.microsoft.com/office/mac/office/2008/main" xmlns:mv="urn:schemas-microsoft-com:mac:vml" xmlns:o="urn:schemas-microsoft-com:office:office" xmlns:r="http://schemas.openxmlformats.org/officeDocument/2006/relationships" xmlns:v="urn:schemas-microsoft-com:vml" xmlns:w10="urn:schemas-microsoft-com:office:word" xmlns:w14="http://schemas.microsoft.com/office/word/2010/wordml" xmlns:w="http://schemas.openxmlformats.org/wordprocessingml/2006/main" xmlns:wne="http://schemas.microsoft.com/office/word/2006/wordml" xmlns:wp14="http://schemas.microsoft.com/office/word/2010/wordprocessingDrawing" xmlns:wp="http://schemas.openxmlformats.org/drawingml/2006/wordprocessingDrawing" xmlns:wpc="http://schemas.microsoft.com/office/word/2010/wordprocessingCanvas" xmlns:wpg="http://schemas.microsoft.com/office/word/2010/wordprocessingGroup" xmlns:wpi="http://schemas.microsoft.com/office/word/2010/wordprocessingInk" xmlns:wps="http://schemas.microsoft.com/office/word/2010/wordprocessingShape" mc:Ignorable="w14 wp14">
+  <w:p>
+    <w:pPr>
+      <w:pStyle w:val="Footer"/>
+    </w:pPr>
+  </w:p>
+</w:ftr>
+</file>
+
+<file path=word/header1.xml><?xml version="1.0" encoding="utf-8"?>
+<w:hdr xmlns:m="http://schemas.openxmlformats.org/officeDocument/2006/math" xmlns:mc="http://schemas.openxmlformats.org/markup-compatibility/2006" xmlns:mo="http://schemas.microsoft.com/office/mac/office/2008/main" xmlns:mv="urn:schemas-microsoft-com:mac:vml" xmlns:o="urn:schemas-microsoft-com:office:office" xmlns:r="http://schemas.openxmlformats.org/officeDocument/2006/relationships" xmlns:v="urn:schemas-microsoft-com:vml" xmlns:w10="urn:schemas-microsoft-com:office:word" xmlns:w14="http://schemas.microsoft.com/office/word/2010/wordml" xmlns:w="http://schemas.openxmlformats.org/wordprocessingml/2006/main" xmlns:wne="http://schemas.microsoft.com/office/word/2006/wordml" xmlns:wp14="http://schemas.microsoft.com/office/word/2010/wordprocessingDrawing" xmlns:wp="http://schemas.openxmlformats.org/drawingml/2006/wordprocessingDrawing" xmlns:wpc="http://schemas.microsoft.com/office/word/2010/wordprocessingCanvas" xmlns:wpg="http://schemas.microsoft.com/office/word/2010/wordprocessingGroup" xmlns:wpi="http://schemas.microsoft.com/office/word/2010/wordprocessingInk" xmlns:wps="http://schemas.microsoft.com/office/word/2010/wordprocessingShape" mc:Ignorable="w14 wp14">
+  <w:p>
+    <w:pPr>
+      <w:pStyle w:val="Header"/>
+    </w:pPr>
+  </w:p>
+</w:hdr>
 </file>
 
 <file path=word/numbering.xml><?xml version="1.0" encoding="utf-8"?>
@@ -1085,9 +1107,9 @@
     <w:qFormat/>
     <w:rsid w:val="00FC693F"/>
     <w:rPr>
-      <w:rFonts w:ascii="Arial" w:hAnsi="Arial" w:eastAsia="Arial"/>
+      <w:rFonts w:ascii="Times New Roman" w:hAnsi="Times New Roman" w:eastAsia="Times New Roman" w:cs="Times New Roman"/>
       <w:color w:val="000000"/>
-      <w:sz w:val="22"/>
+      <w:sz w:val="24"/>
     </w:rPr>
   </w:style>
   <w:style w:type="paragraph" w:styleId="Header">
@@ -1104,6 +1126,11 @@
       </w:tabs>
       <w:spacing w:after="0" w:line="240" w:lineRule="auto"/>
     </w:pPr>
+    <w:rPr>
+      <w:rFonts w:ascii="Times New Roman" w:hAnsi="Times New Roman" w:eastAsia="Times New Roman" w:cs="Times New Roman"/>
+      <w:color w:val="000000"/>
+      <w:sz w:val="24"/>
+    </w:rPr>
   </w:style>
   <w:style w:type="character" w:customStyle="1" w:styleId="HeaderChar">
     <w:name w:val="Header Char"/>
@@ -1111,6 +1138,11 @@
     <w:link w:val="Header"/>
     <w:uiPriority w:val="99"/>
     <w:rsid w:val="00E618BF"/>
+    <w:rPr>
+      <w:rFonts w:ascii="Times New Roman" w:hAnsi="Times New Roman" w:eastAsia="Times New Roman" w:cs="Times New Roman"/>
+      <w:color w:val="000000"/>
+      <w:sz w:val="24"/>
+    </w:rPr>
   </w:style>
   <w:style w:type="paragraph" w:styleId="Footer">
     <w:name w:val="footer"/>
@@ -1126,6 +1158,11 @@
       </w:tabs>
       <w:spacing w:after="0" w:line="240" w:lineRule="auto"/>
     </w:pPr>
+    <w:rPr>
+      <w:rFonts w:ascii="Times New Roman" w:hAnsi="Times New Roman" w:eastAsia="Times New Roman" w:cs="Times New Roman"/>
+      <w:color w:val="000000"/>
+      <w:sz w:val="24"/>
+    </w:rPr>
   </w:style>
   <w:style w:type="character" w:customStyle="1" w:styleId="FooterChar">
     <w:name w:val="Footer Char"/>
@@ -1133,6 +1170,11 @@
     <w:link w:val="Footer"/>
     <w:uiPriority w:val="99"/>
     <w:rsid w:val="00E618BF"/>
+    <w:rPr>
+      <w:rFonts w:ascii="Times New Roman" w:hAnsi="Times New Roman" w:eastAsia="Times New Roman" w:cs="Times New Roman"/>
+      <w:color w:val="000000"/>
+      <w:sz w:val="24"/>
+    </w:rPr>
   </w:style>
   <w:style w:type="paragraph" w:styleId="Heading1">
     <w:name w:val="heading 1"/>
@@ -1149,11 +1191,11 @@
       <w:outlineLvl w:val="0"/>
     </w:pPr>
     <w:rPr>
-      <w:rFonts w:asciiTheme="majorHAnsi" w:eastAsiaTheme="majorEastAsia" w:hAnsiTheme="majorHAnsi" w:cstheme="majorBidi" w:ascii="Arial" w:hAnsi="Arial" w:eastAsia="Arial"/>
+      <w:rFonts w:asciiTheme="majorHAnsi" w:eastAsiaTheme="majorEastAsia" w:hAnsiTheme="majorHAnsi" w:cstheme="majorBidi" w:ascii="Times New Roman" w:hAnsi="Times New Roman" w:eastAsia="Times New Roman" w:cs="Times New Roman"/>
       <w:b w:val="0"/>
       <w:bCs/>
       <w:color w:val="000000"/>
-      <w:sz w:val="36"/>
+      <w:sz w:val="24"/>
       <w:szCs w:val="28"/>
     </w:rPr>
   </w:style>
@@ -1173,11 +1215,11 @@
       <w:outlineLvl w:val="1"/>
     </w:pPr>
     <w:rPr>
-      <w:rFonts w:asciiTheme="majorHAnsi" w:eastAsiaTheme="majorEastAsia" w:hAnsiTheme="majorHAnsi" w:cstheme="majorBidi" w:ascii="Arial" w:hAnsi="Arial" w:eastAsia="Arial"/>
+      <w:rFonts w:asciiTheme="majorHAnsi" w:eastAsiaTheme="majorEastAsia" w:hAnsiTheme="majorHAnsi" w:cstheme="majorBidi" w:ascii="Times New Roman" w:hAnsi="Times New Roman" w:eastAsia="Times New Roman" w:cs="Times New Roman"/>
       <w:b w:val="0"/>
       <w:bCs/>
       <w:color w:val="000000"/>
-      <w:sz w:val="28"/>
+      <w:sz w:val="24"/>
       <w:szCs w:val="26"/>
     </w:rPr>
   </w:style>
@@ -1197,7 +1239,7 @@
       <w:outlineLvl w:val="2"/>
     </w:pPr>
     <w:rPr>
-      <w:rFonts w:asciiTheme="majorHAnsi" w:eastAsiaTheme="majorEastAsia" w:hAnsiTheme="majorHAnsi" w:cstheme="majorBidi" w:ascii="Arial" w:hAnsi="Arial" w:eastAsia="Arial"/>
+      <w:rFonts w:asciiTheme="majorHAnsi" w:eastAsiaTheme="majorEastAsia" w:hAnsiTheme="majorHAnsi" w:cstheme="majorBidi" w:ascii="Times New Roman" w:hAnsi="Times New Roman" w:eastAsia="Times New Roman" w:cs="Times New Roman"/>
       <w:b w:val="0"/>
       <w:bCs/>
       <w:color w:val="000000"/>
@@ -1221,12 +1263,13 @@
       <w:outlineLvl w:val="3"/>
     </w:pPr>
     <w:rPr>
-      <w:rFonts w:asciiTheme="majorHAnsi" w:eastAsiaTheme="majorEastAsia" w:hAnsiTheme="majorHAnsi" w:cstheme="majorBidi"/>
+      <w:rFonts w:asciiTheme="majorHAnsi" w:eastAsiaTheme="majorEastAsia" w:hAnsiTheme="majorHAnsi" w:cstheme="majorBidi" w:ascii="Times New Roman" w:hAnsi="Times New Roman" w:eastAsia="Times New Roman" w:cs="Times New Roman"/>
       <w:b/>
       <w:bCs/>
       <w:i/>
       <w:iCs/>
-      <w:color w:val="4F81BD" w:themeColor="accent1"/>
+      <w:color w:val="000000"/>
+      <w:sz w:val="24"/>
     </w:rPr>
   </w:style>
   <w:style w:type="paragraph" w:styleId="Heading5">
@@ -1246,8 +1289,9 @@
       <w:outlineLvl w:val="4"/>
     </w:pPr>
     <w:rPr>
-      <w:rFonts w:asciiTheme="majorHAnsi" w:eastAsiaTheme="majorEastAsia" w:hAnsiTheme="majorHAnsi" w:cstheme="majorBidi"/>
-      <w:color w:val="243F60" w:themeColor="accent1" w:themeShade="7F"/>
+      <w:rFonts w:asciiTheme="majorHAnsi" w:eastAsiaTheme="majorEastAsia" w:hAnsiTheme="majorHAnsi" w:cstheme="majorBidi" w:ascii="Times New Roman" w:hAnsi="Times New Roman" w:eastAsia="Times New Roman" w:cs="Times New Roman"/>
+      <w:color w:val="000000"/>
+      <w:sz w:val="24"/>
     </w:rPr>
   </w:style>
   <w:style w:type="paragraph" w:styleId="Heading6">
@@ -1267,10 +1311,11 @@
       <w:outlineLvl w:val="5"/>
     </w:pPr>
     <w:rPr>
-      <w:rFonts w:asciiTheme="majorHAnsi" w:eastAsiaTheme="majorEastAsia" w:hAnsiTheme="majorHAnsi" w:cstheme="majorBidi"/>
+      <w:rFonts w:asciiTheme="majorHAnsi" w:eastAsiaTheme="majorEastAsia" w:hAnsiTheme="majorHAnsi" w:cstheme="majorBidi" w:ascii="Times New Roman" w:hAnsi="Times New Roman" w:eastAsia="Times New Roman" w:cs="Times New Roman"/>
       <w:i/>
       <w:iCs/>
-      <w:color w:val="243F60" w:themeColor="accent1" w:themeShade="7F"/>
+      <w:color w:val="000000"/>
+      <w:sz w:val="24"/>
     </w:rPr>
   </w:style>
   <w:style w:type="paragraph" w:styleId="Heading7">
@@ -1290,10 +1335,11 @@
       <w:outlineLvl w:val="6"/>
     </w:pPr>
     <w:rPr>
-      <w:rFonts w:asciiTheme="majorHAnsi" w:eastAsiaTheme="majorEastAsia" w:hAnsiTheme="majorHAnsi" w:cstheme="majorBidi"/>
+      <w:rFonts w:asciiTheme="majorHAnsi" w:eastAsiaTheme="majorEastAsia" w:hAnsiTheme="majorHAnsi" w:cstheme="majorBidi" w:ascii="Times New Roman" w:hAnsi="Times New Roman" w:eastAsia="Times New Roman" w:cs="Times New Roman"/>
       <w:i/>
       <w:iCs/>
-      <w:color w:val="404040" w:themeColor="text1" w:themeTint="BF"/>
+      <w:color w:val="000000"/>
+      <w:sz w:val="24"/>
     </w:rPr>
   </w:style>
   <w:style w:type="paragraph" w:styleId="Heading8">
@@ -1313,9 +1359,9 @@
       <w:outlineLvl w:val="7"/>
     </w:pPr>
     <w:rPr>
-      <w:rFonts w:asciiTheme="majorHAnsi" w:eastAsiaTheme="majorEastAsia" w:hAnsiTheme="majorHAnsi" w:cstheme="majorBidi"/>
-      <w:color w:val="4F81BD" w:themeColor="accent1"/>
-      <w:sz w:val="20"/>
+      <w:rFonts w:asciiTheme="majorHAnsi" w:eastAsiaTheme="majorEastAsia" w:hAnsiTheme="majorHAnsi" w:cstheme="majorBidi" w:ascii="Times New Roman" w:hAnsi="Times New Roman" w:eastAsia="Times New Roman" w:cs="Times New Roman"/>
+      <w:color w:val="000000"/>
+      <w:sz w:val="24"/>
       <w:szCs w:val="20"/>
     </w:rPr>
   </w:style>
@@ -1336,11 +1382,11 @@
       <w:outlineLvl w:val="8"/>
     </w:pPr>
     <w:rPr>
-      <w:rFonts w:asciiTheme="majorHAnsi" w:eastAsiaTheme="majorEastAsia" w:hAnsiTheme="majorHAnsi" w:cstheme="majorBidi"/>
+      <w:rFonts w:asciiTheme="majorHAnsi" w:eastAsiaTheme="majorEastAsia" w:hAnsiTheme="majorHAnsi" w:cstheme="majorBidi" w:ascii="Times New Roman" w:hAnsi="Times New Roman" w:eastAsia="Times New Roman" w:cs="Times New Roman"/>
       <w:i/>
       <w:iCs/>
-      <w:color w:val="404040" w:themeColor="text1" w:themeTint="BF"/>
-      <w:sz w:val="20"/>
+      <w:color w:val="000000"/>
+      <w:sz w:val="24"/>
       <w:szCs w:val="20"/>
     </w:rPr>
   </w:style>
@@ -1349,6 +1395,11 @@
     <w:uiPriority w:val="1"/>
     <w:semiHidden/>
     <w:unhideWhenUsed/>
+    <w:rPr>
+      <w:rFonts w:ascii="Times New Roman" w:hAnsi="Times New Roman" w:eastAsia="Times New Roman" w:cs="Times New Roman"/>
+      <w:color w:val="000000"/>
+      <w:sz w:val="24"/>
+    </w:rPr>
   </w:style>
   <w:style w:type="table" w:default="1" w:styleId="TableNormal">
     <w:name w:val="Normal Table"/>
@@ -1379,6 +1430,11 @@
     <w:pPr>
       <w:spacing w:after="0" w:line="240" w:lineRule="auto"/>
     </w:pPr>
+    <w:rPr>
+      <w:rFonts w:ascii="Times New Roman" w:hAnsi="Times New Roman" w:eastAsia="Times New Roman" w:cs="Times New Roman"/>
+      <w:color w:val="000000"/>
+      <w:sz w:val="24"/>
+    </w:rPr>
   </w:style>
   <w:style w:type="character" w:customStyle="1" w:styleId="Heading1Char">
     <w:name w:val="Heading 1 Char"/>
@@ -1387,11 +1443,11 @@
     <w:uiPriority w:val="9"/>
     <w:rsid w:val="00FC693F"/>
     <w:rPr>
-      <w:rFonts w:asciiTheme="majorHAnsi" w:eastAsiaTheme="majorEastAsia" w:hAnsiTheme="majorHAnsi" w:cstheme="majorBidi"/>
+      <w:rFonts w:asciiTheme="majorHAnsi" w:eastAsiaTheme="majorEastAsia" w:hAnsiTheme="majorHAnsi" w:cstheme="majorBidi" w:ascii="Times New Roman" w:hAnsi="Times New Roman" w:eastAsia="Times New Roman" w:cs="Times New Roman"/>
       <w:b/>
       <w:bCs/>
-      <w:color w:val="365F91" w:themeColor="accent1" w:themeShade="BF"/>
-      <w:sz w:val="28"/>
+      <w:color w:val="000000"/>
+      <w:sz w:val="24"/>
       <w:szCs w:val="28"/>
     </w:rPr>
   </w:style>
@@ -1402,11 +1458,11 @@
     <w:uiPriority w:val="9"/>
     <w:rsid w:val="00FC693F"/>
     <w:rPr>
-      <w:rFonts w:asciiTheme="majorHAnsi" w:eastAsiaTheme="majorEastAsia" w:hAnsiTheme="majorHAnsi" w:cstheme="majorBidi"/>
+      <w:rFonts w:asciiTheme="majorHAnsi" w:eastAsiaTheme="majorEastAsia" w:hAnsiTheme="majorHAnsi" w:cstheme="majorBidi" w:ascii="Times New Roman" w:hAnsi="Times New Roman" w:eastAsia="Times New Roman" w:cs="Times New Roman"/>
       <w:b/>
       <w:bCs/>
-      <w:color w:val="4F81BD" w:themeColor="accent1"/>
-      <w:sz w:val="26"/>
+      <w:color w:val="000000"/>
+      <w:sz w:val="24"/>
       <w:szCs w:val="26"/>
     </w:rPr>
   </w:style>
@@ -1417,10 +1473,11 @@
     <w:uiPriority w:val="9"/>
     <w:rsid w:val="00FC693F"/>
     <w:rPr>
-      <w:rFonts w:asciiTheme="majorHAnsi" w:eastAsiaTheme="majorEastAsia" w:hAnsiTheme="majorHAnsi" w:cstheme="majorBidi"/>
+      <w:rFonts w:asciiTheme="majorHAnsi" w:eastAsiaTheme="majorEastAsia" w:hAnsiTheme="majorHAnsi" w:cstheme="majorBidi" w:ascii="Times New Roman" w:hAnsi="Times New Roman" w:eastAsia="Times New Roman" w:cs="Times New Roman"/>
       <w:b/>
       <w:bCs/>
-      <w:color w:val="4F81BD" w:themeColor="accent1"/>
+      <w:color w:val="000000"/>
+      <w:sz w:val="24"/>
     </w:rPr>
   </w:style>
   <w:style w:type="paragraph" w:styleId="Title">
@@ -1439,11 +1496,11 @@
       <w:contextualSpacing/>
     </w:pPr>
     <w:rPr>
-      <w:rFonts w:asciiTheme="majorHAnsi" w:eastAsiaTheme="majorEastAsia" w:hAnsiTheme="majorHAnsi" w:cstheme="majorBidi"/>
-      <w:color w:val="17365D" w:themeColor="text2" w:themeShade="BF"/>
+      <w:rFonts w:asciiTheme="majorHAnsi" w:eastAsiaTheme="majorEastAsia" w:hAnsiTheme="majorHAnsi" w:cstheme="majorBidi" w:ascii="Times New Roman" w:hAnsi="Times New Roman" w:eastAsia="Times New Roman" w:cs="Times New Roman"/>
+      <w:color w:val="000000"/>
       <w:spacing w:val="5"/>
       <w:kern w:val="28"/>
-      <w:sz w:val="52"/>
+      <w:sz w:val="24"/>
       <w:szCs w:val="52"/>
     </w:rPr>
   </w:style>
@@ -1454,11 +1511,11 @@
     <w:uiPriority w:val="10"/>
     <w:rsid w:val="00FC693F"/>
     <w:rPr>
-      <w:rFonts w:asciiTheme="majorHAnsi" w:eastAsiaTheme="majorEastAsia" w:hAnsiTheme="majorHAnsi" w:cstheme="majorBidi"/>
-      <w:color w:val="17365D" w:themeColor="text2" w:themeShade="BF"/>
+      <w:rFonts w:asciiTheme="majorHAnsi" w:eastAsiaTheme="majorEastAsia" w:hAnsiTheme="majorHAnsi" w:cstheme="majorBidi" w:ascii="Times New Roman" w:hAnsi="Times New Roman" w:eastAsia="Times New Roman" w:cs="Times New Roman"/>
+      <w:color w:val="000000"/>
       <w:spacing w:val="5"/>
       <w:kern w:val="28"/>
-      <w:sz w:val="52"/>
+      <w:sz w:val="24"/>
       <w:szCs w:val="52"/>
     </w:rPr>
   </w:style>
@@ -1476,10 +1533,10 @@
       </w:numPr>
     </w:pPr>
     <w:rPr>
-      <w:rFonts w:asciiTheme="majorHAnsi" w:eastAsiaTheme="majorEastAsia" w:hAnsiTheme="majorHAnsi" w:cstheme="majorBidi"/>
+      <w:rFonts w:asciiTheme="majorHAnsi" w:eastAsiaTheme="majorEastAsia" w:hAnsiTheme="majorHAnsi" w:cstheme="majorBidi" w:ascii="Times New Roman" w:hAnsi="Times New Roman" w:eastAsia="Times New Roman" w:cs="Times New Roman"/>
       <w:i/>
       <w:iCs/>
-      <w:color w:val="4F81BD" w:themeColor="accent1"/>
+      <w:color w:val="000000"/>
       <w:spacing w:val="15"/>
       <w:sz w:val="24"/>
       <w:szCs w:val="24"/>
@@ -1492,10 +1549,10 @@
     <w:uiPriority w:val="11"/>
     <w:rsid w:val="00FC693F"/>
     <w:rPr>
-      <w:rFonts w:asciiTheme="majorHAnsi" w:eastAsiaTheme="majorEastAsia" w:hAnsiTheme="majorHAnsi" w:cstheme="majorBidi"/>
+      <w:rFonts w:asciiTheme="majorHAnsi" w:eastAsiaTheme="majorEastAsia" w:hAnsiTheme="majorHAnsi" w:cstheme="majorBidi" w:ascii="Times New Roman" w:hAnsi="Times New Roman" w:eastAsia="Times New Roman" w:cs="Times New Roman"/>
       <w:i/>
       <w:iCs/>
-      <w:color w:val="4F81BD" w:themeColor="accent1"/>
+      <w:color w:val="000000"/>
       <w:spacing w:val="15"/>
       <w:sz w:val="24"/>
       <w:szCs w:val="24"/>
@@ -1511,6 +1568,11 @@
       <w:ind w:left="720"/>
       <w:contextualSpacing/>
     </w:pPr>
+    <w:rPr>
+      <w:rFonts w:ascii="Times New Roman" w:hAnsi="Times New Roman" w:eastAsia="Times New Roman" w:cs="Times New Roman"/>
+      <w:color w:val="000000"/>
+      <w:sz w:val="24"/>
+    </w:rPr>
   </w:style>
   <w:style w:type="paragraph" w:styleId="BodyText">
     <w:name w:val="Body Text"/>
@@ -1522,6 +1584,11 @@
     <w:pPr>
       <w:spacing w:after="120"/>
     </w:pPr>
+    <w:rPr>
+      <w:rFonts w:ascii="Times New Roman" w:hAnsi="Times New Roman" w:eastAsia="Times New Roman" w:cs="Times New Roman"/>
+      <w:color w:val="000000"/>
+      <w:sz w:val="24"/>
+    </w:rPr>
   </w:style>
   <w:style w:type="character" w:customStyle="1" w:styleId="BodyTextChar">
     <w:name w:val="Body Text Char"/>
@@ -1529,6 +1596,11 @@
     <w:link w:val="BodyText"/>
     <w:uiPriority w:val="99"/>
     <w:rsid w:val="00AA1D8D"/>
+    <w:rPr>
+      <w:rFonts w:ascii="Times New Roman" w:hAnsi="Times New Roman" w:eastAsia="Times New Roman" w:cs="Times New Roman"/>
+      <w:color w:val="000000"/>
+      <w:sz w:val="24"/>
+    </w:rPr>
   </w:style>
   <w:style w:type="paragraph" w:styleId="BodyText2">
     <w:name w:val="Body Text 2"/>
@@ -1540,6 +1612,11 @@
     <w:pPr>
       <w:spacing w:after="120" w:line="480" w:lineRule="auto"/>
     </w:pPr>
+    <w:rPr>
+      <w:rFonts w:ascii="Times New Roman" w:hAnsi="Times New Roman" w:eastAsia="Times New Roman" w:cs="Times New Roman"/>
+      <w:color w:val="000000"/>
+      <w:sz w:val="24"/>
+    </w:rPr>
   </w:style>
   <w:style w:type="character" w:customStyle="1" w:styleId="BodyText2Char">
     <w:name w:val="Body Text 2 Char"/>
@@ -1547,6 +1624,11 @@
     <w:link w:val="BodyText2"/>
     <w:uiPriority w:val="99"/>
     <w:rsid w:val="00AA1D8D"/>
+    <w:rPr>
+      <w:rFonts w:ascii="Times New Roman" w:hAnsi="Times New Roman" w:eastAsia="Times New Roman" w:cs="Times New Roman"/>
+      <w:color w:val="000000"/>
+      <w:sz w:val="24"/>
+    </w:rPr>
   </w:style>
   <w:style w:type="paragraph" w:styleId="BodyText3">
     <w:name w:val="Body Text 3"/>
@@ -1559,7 +1641,9 @@
       <w:spacing w:after="120"/>
     </w:pPr>
     <w:rPr>
-      <w:sz w:val="16"/>
+      <w:rFonts w:ascii="Times New Roman" w:hAnsi="Times New Roman" w:eastAsia="Times New Roman" w:cs="Times New Roman"/>
+      <w:color w:val="000000"/>
+      <w:sz w:val="24"/>
       <w:szCs w:val="16"/>
     </w:rPr>
   </w:style>
@@ -1570,7 +1654,9 @@
     <w:uiPriority w:val="99"/>
     <w:rsid w:val="00AA1D8D"/>
     <w:rPr>
-      <w:sz w:val="16"/>
+      <w:rFonts w:ascii="Times New Roman" w:hAnsi="Times New Roman" w:eastAsia="Times New Roman" w:cs="Times New Roman"/>
+      <w:color w:val="000000"/>
+      <w:sz w:val="24"/>
       <w:szCs w:val="16"/>
     </w:rPr>
   </w:style>
@@ -1584,6 +1670,11 @@
       <w:ind w:left="360" w:hanging="360"/>
       <w:contextualSpacing/>
     </w:pPr>
+    <w:rPr>
+      <w:rFonts w:ascii="Times New Roman" w:hAnsi="Times New Roman" w:eastAsia="Times New Roman" w:cs="Times New Roman"/>
+      <w:color w:val="000000"/>
+      <w:sz w:val="24"/>
+    </w:rPr>
   </w:style>
   <w:style w:type="paragraph" w:styleId="List2">
     <w:name w:val="List 2"/>
@@ -1595,6 +1686,11 @@
       <w:ind w:left="720" w:hanging="360"/>
       <w:contextualSpacing/>
     </w:pPr>
+    <w:rPr>
+      <w:rFonts w:ascii="Times New Roman" w:hAnsi="Times New Roman" w:eastAsia="Times New Roman" w:cs="Times New Roman"/>
+      <w:color w:val="000000"/>
+      <w:sz w:val="24"/>
+    </w:rPr>
   </w:style>
   <w:style w:type="paragraph" w:styleId="List3">
     <w:name w:val="List 3"/>
@@ -1606,6 +1702,11 @@
       <w:ind w:left="1080" w:hanging="360"/>
       <w:contextualSpacing/>
     </w:pPr>
+    <w:rPr>
+      <w:rFonts w:ascii="Times New Roman" w:hAnsi="Times New Roman" w:eastAsia="Times New Roman" w:cs="Times New Roman"/>
+      <w:color w:val="000000"/>
+      <w:sz w:val="24"/>
+    </w:rPr>
   </w:style>
   <w:style w:type="paragraph" w:styleId="ListBullet">
     <w:name w:val="List Bullet"/>
@@ -1619,6 +1720,11 @@
       </w:numPr>
       <w:contextualSpacing/>
     </w:pPr>
+    <w:rPr>
+      <w:rFonts w:ascii="Times New Roman" w:hAnsi="Times New Roman" w:eastAsia="Times New Roman" w:cs="Times New Roman"/>
+      <w:color w:val="000000"/>
+      <w:sz w:val="24"/>
+    </w:rPr>
   </w:style>
   <w:style w:type="paragraph" w:styleId="ListBullet2">
     <w:name w:val="List Bullet 2"/>
@@ -1632,6 +1738,11 @@
       </w:numPr>
       <w:contextualSpacing/>
     </w:pPr>
+    <w:rPr>
+      <w:rFonts w:ascii="Times New Roman" w:hAnsi="Times New Roman" w:eastAsia="Times New Roman" w:cs="Times New Roman"/>
+      <w:color w:val="000000"/>
+      <w:sz w:val="24"/>
+    </w:rPr>
   </w:style>
   <w:style w:type="paragraph" w:styleId="ListBullet3">
     <w:name w:val="List Bullet 3"/>
@@ -1645,6 +1756,11 @@
       </w:numPr>
       <w:contextualSpacing/>
     </w:pPr>
+    <w:rPr>
+      <w:rFonts w:ascii="Times New Roman" w:hAnsi="Times New Roman" w:eastAsia="Times New Roman" w:cs="Times New Roman"/>
+      <w:color w:val="000000"/>
+      <w:sz w:val="24"/>
+    </w:rPr>
   </w:style>
   <w:style w:type="paragraph" w:styleId="ListNumber">
     <w:name w:val="List Number"/>
@@ -1658,6 +1774,11 @@
       </w:numPr>
       <w:contextualSpacing/>
     </w:pPr>
+    <w:rPr>
+      <w:rFonts w:ascii="Times New Roman" w:hAnsi="Times New Roman" w:eastAsia="Times New Roman" w:cs="Times New Roman"/>
+      <w:color w:val="000000"/>
+      <w:sz w:val="24"/>
+    </w:rPr>
   </w:style>
   <w:style w:type="paragraph" w:styleId="ListNumber2">
     <w:name w:val="List Number 2"/>
@@ -1671,6 +1792,11 @@
       </w:numPr>
       <w:contextualSpacing/>
     </w:pPr>
+    <w:rPr>
+      <w:rFonts w:ascii="Times New Roman" w:hAnsi="Times New Roman" w:eastAsia="Times New Roman" w:cs="Times New Roman"/>
+      <w:color w:val="000000"/>
+      <w:sz w:val="24"/>
+    </w:rPr>
   </w:style>
   <w:style w:type="paragraph" w:styleId="ListNumber3">
     <w:name w:val="List Number 3"/>
@@ -1684,6 +1810,11 @@
       </w:numPr>
       <w:contextualSpacing/>
     </w:pPr>
+    <w:rPr>
+      <w:rFonts w:ascii="Times New Roman" w:hAnsi="Times New Roman" w:eastAsia="Times New Roman" w:cs="Times New Roman"/>
+      <w:color w:val="000000"/>
+      <w:sz w:val="24"/>
+    </w:rPr>
   </w:style>
   <w:style w:type="paragraph" w:styleId="ListContinue">
     <w:name w:val="List Continue"/>
@@ -1696,6 +1827,11 @@
       <w:ind w:left="360"/>
       <w:contextualSpacing/>
     </w:pPr>
+    <w:rPr>
+      <w:rFonts w:ascii="Times New Roman" w:hAnsi="Times New Roman" w:eastAsia="Times New Roman" w:cs="Times New Roman"/>
+      <w:color w:val="000000"/>
+      <w:sz w:val="24"/>
+    </w:rPr>
   </w:style>
   <w:style w:type="paragraph" w:styleId="ListContinue2">
     <w:name w:val="List Continue 2"/>
@@ -1708,6 +1844,11 @@
       <w:ind w:left="720"/>
       <w:contextualSpacing/>
     </w:pPr>
+    <w:rPr>
+      <w:rFonts w:ascii="Times New Roman" w:hAnsi="Times New Roman" w:eastAsia="Times New Roman" w:cs="Times New Roman"/>
+      <w:color w:val="000000"/>
+      <w:sz w:val="24"/>
+    </w:rPr>
   </w:style>
   <w:style w:type="paragraph" w:styleId="ListContinue3">
     <w:name w:val="List Continue 3"/>
@@ -1720,6 +1861,11 @@
       <w:ind w:left="1080"/>
       <w:contextualSpacing/>
     </w:pPr>
+    <w:rPr>
+      <w:rFonts w:ascii="Times New Roman" w:hAnsi="Times New Roman" w:eastAsia="Times New Roman" w:cs="Times New Roman"/>
+      <w:color w:val="000000"/>
+      <w:sz w:val="24"/>
+    </w:rPr>
   </w:style>
   <w:style w:type="paragraph" w:styleId="MacroText">
     <w:name w:val="macro"/>
@@ -1739,8 +1885,9 @@
       </w:tabs>
     </w:pPr>
     <w:rPr>
-      <w:rFonts w:ascii="Courier" w:hAnsi="Courier"/>
-      <w:sz w:val="20"/>
+      <w:rFonts w:ascii="Times New Roman" w:hAnsi="Times New Roman" w:eastAsia="Times New Roman" w:cs="Times New Roman"/>
+      <w:color w:val="000000"/>
+      <w:sz w:val="24"/>
       <w:szCs w:val="20"/>
     </w:rPr>
   </w:style>
@@ -1751,8 +1898,9 @@
     <w:uiPriority w:val="99"/>
     <w:rsid w:val="0029639D"/>
     <w:rPr>
-      <w:rFonts w:ascii="Courier" w:hAnsi="Courier"/>
-      <w:sz w:val="20"/>
+      <w:rFonts w:ascii="Times New Roman" w:hAnsi="Times New Roman" w:eastAsia="Times New Roman" w:cs="Times New Roman"/>
+      <w:color w:val="000000"/>
+      <w:sz w:val="24"/>
       <w:szCs w:val="20"/>
     </w:rPr>
   </w:style>
@@ -1765,9 +1913,11 @@
     <w:qFormat/>
     <w:rsid w:val="00FC693F"/>
     <w:rPr>
+      <w:rFonts w:ascii="Times New Roman" w:hAnsi="Times New Roman" w:eastAsia="Times New Roman" w:cs="Times New Roman"/>
       <w:i/>
       <w:iCs/>
-      <w:color w:val="000000" w:themeColor="text1"/>
+      <w:color w:val="000000"/>
+      <w:sz w:val="24"/>
     </w:rPr>
   </w:style>
   <w:style w:type="character" w:customStyle="1" w:styleId="QuoteChar">
@@ -1777,9 +1927,11 @@
     <w:uiPriority w:val="29"/>
     <w:rsid w:val="00FC693F"/>
     <w:rPr>
+      <w:rFonts w:ascii="Times New Roman" w:hAnsi="Times New Roman" w:eastAsia="Times New Roman" w:cs="Times New Roman"/>
       <w:i/>
       <w:iCs/>
-      <w:color w:val="000000" w:themeColor="text1"/>
+      <w:color w:val="000000"/>
+      <w:sz w:val="24"/>
     </w:rPr>
   </w:style>
   <w:style w:type="character" w:customStyle="1" w:styleId="Heading4Char">
@@ -1790,12 +1942,13 @@
     <w:semiHidden/>
     <w:rsid w:val="00FC693F"/>
     <w:rPr>
-      <w:rFonts w:asciiTheme="majorHAnsi" w:eastAsiaTheme="majorEastAsia" w:hAnsiTheme="majorHAnsi" w:cstheme="majorBidi"/>
+      <w:rFonts w:asciiTheme="majorHAnsi" w:eastAsiaTheme="majorEastAsia" w:hAnsiTheme="majorHAnsi" w:cstheme="majorBidi" w:ascii="Times New Roman" w:hAnsi="Times New Roman" w:eastAsia="Times New Roman" w:cs="Times New Roman"/>
       <w:b/>
       <w:bCs/>
       <w:i/>
       <w:iCs/>
-      <w:color w:val="4F81BD" w:themeColor="accent1"/>
+      <w:color w:val="000000"/>
+      <w:sz w:val="24"/>
     </w:rPr>
   </w:style>
   <w:style w:type="character" w:customStyle="1" w:styleId="Heading5Char">
@@ -1806,8 +1959,9 @@
     <w:semiHidden/>
     <w:rsid w:val="00FC693F"/>
     <w:rPr>
-      <w:rFonts w:asciiTheme="majorHAnsi" w:eastAsiaTheme="majorEastAsia" w:hAnsiTheme="majorHAnsi" w:cstheme="majorBidi"/>
-      <w:color w:val="243F60" w:themeColor="accent1" w:themeShade="7F"/>
+      <w:rFonts w:asciiTheme="majorHAnsi" w:eastAsiaTheme="majorEastAsia" w:hAnsiTheme="majorHAnsi" w:cstheme="majorBidi" w:ascii="Times New Roman" w:hAnsi="Times New Roman" w:eastAsia="Times New Roman" w:cs="Times New Roman"/>
+      <w:color w:val="000000"/>
+      <w:sz w:val="24"/>
     </w:rPr>
   </w:style>
   <w:style w:type="character" w:customStyle="1" w:styleId="Heading6Char">
@@ -1818,10 +1972,11 @@
     <w:semiHidden/>
     <w:rsid w:val="00FC693F"/>
     <w:rPr>
-      <w:rFonts w:asciiTheme="majorHAnsi" w:eastAsiaTheme="majorEastAsia" w:hAnsiTheme="majorHAnsi" w:cstheme="majorBidi"/>
+      <w:rFonts w:asciiTheme="majorHAnsi" w:eastAsiaTheme="majorEastAsia" w:hAnsiTheme="majorHAnsi" w:cstheme="majorBidi" w:ascii="Times New Roman" w:hAnsi="Times New Roman" w:eastAsia="Times New Roman" w:cs="Times New Roman"/>
       <w:i/>
       <w:iCs/>
-      <w:color w:val="243F60" w:themeColor="accent1" w:themeShade="7F"/>
+      <w:color w:val="000000"/>
+      <w:sz w:val="24"/>
     </w:rPr>
   </w:style>
   <w:style w:type="character" w:customStyle="1" w:styleId="Heading7Char">
@@ -1832,10 +1987,11 @@
     <w:semiHidden/>
     <w:rsid w:val="00FC693F"/>
     <w:rPr>
-      <w:rFonts w:asciiTheme="majorHAnsi" w:eastAsiaTheme="majorEastAsia" w:hAnsiTheme="majorHAnsi" w:cstheme="majorBidi"/>
+      <w:rFonts w:asciiTheme="majorHAnsi" w:eastAsiaTheme="majorEastAsia" w:hAnsiTheme="majorHAnsi" w:cstheme="majorBidi" w:ascii="Times New Roman" w:hAnsi="Times New Roman" w:eastAsia="Times New Roman" w:cs="Times New Roman"/>
       <w:i/>
       <w:iCs/>
-      <w:color w:val="404040" w:themeColor="text1" w:themeTint="BF"/>
+      <w:color w:val="000000"/>
+      <w:sz w:val="24"/>
     </w:rPr>
   </w:style>
   <w:style w:type="character" w:customStyle="1" w:styleId="Heading8Char">
@@ -1846,9 +2002,9 @@
     <w:semiHidden/>
     <w:rsid w:val="00FC693F"/>
     <w:rPr>
-      <w:rFonts w:asciiTheme="majorHAnsi" w:eastAsiaTheme="majorEastAsia" w:hAnsiTheme="majorHAnsi" w:cstheme="majorBidi"/>
-      <w:color w:val="4F81BD" w:themeColor="accent1"/>
-      <w:sz w:val="20"/>
+      <w:rFonts w:asciiTheme="majorHAnsi" w:eastAsiaTheme="majorEastAsia" w:hAnsiTheme="majorHAnsi" w:cstheme="majorBidi" w:ascii="Times New Roman" w:hAnsi="Times New Roman" w:eastAsia="Times New Roman" w:cs="Times New Roman"/>
+      <w:color w:val="000000"/>
+      <w:sz w:val="24"/>
       <w:szCs w:val="20"/>
     </w:rPr>
   </w:style>
@@ -1860,11 +2016,11 @@
     <w:semiHidden/>
     <w:rsid w:val="00FC693F"/>
     <w:rPr>
-      <w:rFonts w:asciiTheme="majorHAnsi" w:eastAsiaTheme="majorEastAsia" w:hAnsiTheme="majorHAnsi" w:cstheme="majorBidi"/>
+      <w:rFonts w:asciiTheme="majorHAnsi" w:eastAsiaTheme="majorEastAsia" w:hAnsiTheme="majorHAnsi" w:cstheme="majorBidi" w:ascii="Times New Roman" w:hAnsi="Times New Roman" w:eastAsia="Times New Roman" w:cs="Times New Roman"/>
       <w:i/>
       <w:iCs/>
-      <w:color w:val="404040" w:themeColor="text1" w:themeTint="BF"/>
-      <w:sz w:val="20"/>
+      <w:color w:val="000000"/>
+      <w:sz w:val="24"/>
       <w:szCs w:val="20"/>
     </w:rPr>
   </w:style>
@@ -1881,10 +2037,11 @@
       <w:spacing w:line="240" w:lineRule="auto"/>
     </w:pPr>
     <w:rPr>
+      <w:rFonts w:ascii="Times New Roman" w:hAnsi="Times New Roman" w:eastAsia="Times New Roman" w:cs="Times New Roman"/>
       <w:b/>
       <w:bCs/>
-      <w:color w:val="4F81BD" w:themeColor="accent1"/>
-      <w:sz w:val="18"/>
+      <w:color w:val="000000"/>
+      <w:sz w:val="24"/>
       <w:szCs w:val="18"/>
     </w:rPr>
   </w:style>
@@ -1895,8 +2052,11 @@
     <w:qFormat/>
     <w:rsid w:val="00FC693F"/>
     <w:rPr>
+      <w:rFonts w:ascii="Times New Roman" w:hAnsi="Times New Roman" w:eastAsia="Times New Roman" w:cs="Times New Roman"/>
       <w:b/>
       <w:bCs/>
+      <w:color w:val="000000"/>
+      <w:sz w:val="24"/>
     </w:rPr>
   </w:style>
   <w:style w:type="character" w:styleId="Emphasis">
@@ -1906,8 +2066,11 @@
     <w:qFormat/>
     <w:rsid w:val="00FC693F"/>
     <w:rPr>
+      <w:rFonts w:ascii="Times New Roman" w:hAnsi="Times New Roman" w:eastAsia="Times New Roman" w:cs="Times New Roman"/>
       <w:i/>
       <w:iCs/>
+      <w:color w:val="000000"/>
+      <w:sz w:val="24"/>
     </w:rPr>
   </w:style>
   <w:style w:type="paragraph" w:styleId="IntenseQuote">
@@ -1926,11 +2089,13 @@
       <w:ind w:left="936" w:right="936"/>
     </w:pPr>
     <w:rPr>
+      <w:rFonts w:ascii="Times New Roman" w:hAnsi="Times New Roman" w:eastAsia="Times New Roman" w:cs="Times New Roman"/>
       <w:b/>
       <w:bCs/>
       <w:i/>
       <w:iCs/>
-      <w:color w:val="4F81BD" w:themeColor="accent1"/>
+      <w:color w:val="000000"/>
+      <w:sz w:val="24"/>
     </w:rPr>
   </w:style>
   <w:style w:type="character" w:customStyle="1" w:styleId="IntenseQuoteChar">
@@ -1940,11 +2105,13 @@
     <w:uiPriority w:val="30"/>
     <w:rsid w:val="00FC693F"/>
     <w:rPr>
+      <w:rFonts w:ascii="Times New Roman" w:hAnsi="Times New Roman" w:eastAsia="Times New Roman" w:cs="Times New Roman"/>
       <w:b/>
       <w:bCs/>
       <w:i/>
       <w:iCs/>
-      <w:color w:val="4F81BD" w:themeColor="accent1"/>
+      <w:color w:val="000000"/>
+      <w:sz w:val="24"/>
     </w:rPr>
   </w:style>
   <w:style w:type="character" w:styleId="SubtleEmphasis">
@@ -1954,9 +2121,11 @@
     <w:qFormat/>
     <w:rsid w:val="00FC693F"/>
     <w:rPr>
+      <w:rFonts w:ascii="Times New Roman" w:hAnsi="Times New Roman" w:eastAsia="Times New Roman" w:cs="Times New Roman"/>
       <w:i/>
       <w:iCs/>
-      <w:color w:val="808080" w:themeColor="text1" w:themeTint="7F"/>
+      <w:color w:val="000000"/>
+      <w:sz w:val="24"/>
     </w:rPr>
   </w:style>
   <w:style w:type="character" w:styleId="IntenseEmphasis">
@@ -1966,11 +2135,13 @@
     <w:qFormat/>
     <w:rsid w:val="00FC693F"/>
     <w:rPr>
+      <w:rFonts w:ascii="Times New Roman" w:hAnsi="Times New Roman" w:eastAsia="Times New Roman" w:cs="Times New Roman"/>
       <w:b/>
       <w:bCs/>
       <w:i/>
       <w:iCs/>
-      <w:color w:val="4F81BD" w:themeColor="accent1"/>
+      <w:color w:val="000000"/>
+      <w:sz w:val="24"/>
     </w:rPr>
   </w:style>
   <w:style w:type="character" w:styleId="SubtleReference">
@@ -1980,8 +2151,10 @@
     <w:qFormat/>
     <w:rsid w:val="00FC693F"/>
     <w:rPr>
+      <w:rFonts w:ascii="Times New Roman" w:hAnsi="Times New Roman" w:eastAsia="Times New Roman" w:cs="Times New Roman"/>
       <w:smallCaps/>
-      <w:color w:val="C0504D" w:themeColor="accent2"/>
+      <w:color w:val="000000"/>
+      <w:sz w:val="24"/>
       <w:u w:val="single"/>
     </w:rPr>
   </w:style>
@@ -1992,11 +2165,13 @@
     <w:qFormat/>
     <w:rsid w:val="00FC693F"/>
     <w:rPr>
+      <w:rFonts w:ascii="Times New Roman" w:hAnsi="Times New Roman" w:eastAsia="Times New Roman" w:cs="Times New Roman"/>
       <w:b/>
       <w:bCs/>
       <w:smallCaps/>
-      <w:color w:val="C0504D" w:themeColor="accent2"/>
+      <w:color w:val="000000"/>
       <w:spacing w:val="5"/>
+      <w:sz w:val="24"/>
       <w:u w:val="single"/>
     </w:rPr>
   </w:style>
@@ -2007,10 +2182,13 @@
     <w:qFormat/>
     <w:rsid w:val="00FC693F"/>
     <w:rPr>
+      <w:rFonts w:ascii="Times New Roman" w:hAnsi="Times New Roman" w:eastAsia="Times New Roman" w:cs="Times New Roman"/>
       <w:b/>
       <w:bCs/>
       <w:smallCaps/>
+      <w:color w:val="000000"/>
       <w:spacing w:val="5"/>
+      <w:sz w:val="24"/>
     </w:rPr>
   </w:style>
   <w:style w:type="paragraph" w:styleId="TOCHeading">
@@ -2025,6 +2203,11 @@
     <w:pPr>
       <w:outlineLvl w:val="9"/>
     </w:pPr>
+    <w:rPr>
+      <w:rFonts w:ascii="Times New Roman" w:hAnsi="Times New Roman" w:eastAsia="Times New Roman" w:cs="Times New Roman"/>
+      <w:color w:val="000000"/>
+      <w:sz w:val="24"/>
+    </w:rPr>
   </w:style>
   <w:style w:type="table" w:styleId="TableGrid">
     <w:name w:val="Table Grid"/>

--- a/evaluation/publication_results/manuscript_package_20260719/tirs_final_submission_package_20260720/submission_upload_files_20260720/Table_2_Development_decisions_made_after_observed_failures.docx
+++ b/evaluation/publication_results/manuscript_package_20260719/tirs_final_submission_package_20260720/submission_upload_files_20260720/Table_2_Development_decisions_made_after_observed_failures.docx
@@ -56,7 +56,7 @@
                 <w:b/>
                 <w:i w:val="0"/>
                 <w:color w:val="000000"/>
-                <w:sz w:val="24"/>
+                <w:sz w:val="20"/>
               </w:rPr>
               <w:t>Observed problem</w:t>
             </w:r>
@@ -83,7 +83,7 @@
                 <w:b/>
                 <w:i w:val="0"/>
                 <w:color w:val="000000"/>
-                <w:sz w:val="24"/>
+                <w:sz w:val="20"/>
               </w:rPr>
               <w:t>Evidence from testing</w:t>
             </w:r>
@@ -110,7 +110,7 @@
                 <w:b/>
                 <w:i w:val="0"/>
                 <w:color w:val="000000"/>
-                <w:sz w:val="24"/>
+                <w:sz w:val="20"/>
               </w:rPr>
               <w:t>Change made</w:t>
             </w:r>
@@ -137,7 +137,7 @@
                 <w:b/>
                 <w:i w:val="0"/>
                 <w:color w:val="000000"/>
-                <w:sz w:val="24"/>
+                <w:sz w:val="20"/>
               </w:rPr>
               <w:t>Reason for regulatory use</w:t>
             </w:r>
@@ -169,7 +169,7 @@
                 <w:b w:val="0"/>
                 <w:i w:val="0"/>
                 <w:color w:val="000000"/>
-                <w:sz w:val="24"/>
+                <w:sz w:val="20"/>
               </w:rPr>
               <w:t>Source text was noisy or poorly structured.</w:t>
             </w:r>
@@ -196,7 +196,7 @@
                 <w:b w:val="0"/>
                 <w:i w:val="0"/>
                 <w:color w:val="000000"/>
-                <w:sz w:val="24"/>
+                <w:sz w:val="20"/>
               </w:rPr>
               <w:t>Early app tests and corpus review showed formatting artifacts and document-label problems.</w:t>
             </w:r>
@@ -223,7 +223,7 @@
                 <w:b w:val="0"/>
                 <w:i w:val="0"/>
                 <w:color w:val="000000"/>
-                <w:sz w:val="24"/>
+                <w:sz w:val="20"/>
               </w:rPr>
               <w:t>Cleaned source text and verified document identity before indexing.</w:t>
             </w:r>
@@ -250,7 +250,7 @@
                 <w:b w:val="0"/>
                 <w:i w:val="0"/>
                 <w:color w:val="000000"/>
-                <w:sz w:val="24"/>
+                <w:sz w:val="20"/>
               </w:rPr>
               <w:t>A regulatory answer is only useful if the cited source is identifiable.</w:t>
             </w:r>
@@ -282,7 +282,7 @@
                 <w:b w:val="0"/>
                 <w:i w:val="0"/>
                 <w:color w:val="000000"/>
-                <w:sz w:val="24"/>
+                <w:sz w:val="20"/>
               </w:rPr>
               <w:t>Arbitrary chunks did not match legal structure.</w:t>
             </w:r>
@@ -309,7 +309,7 @@
                 <w:b w:val="0"/>
                 <w:i w:val="0"/>
                 <w:color w:val="000000"/>
-                <w:sz w:val="24"/>
+                <w:sz w:val="20"/>
               </w:rPr>
               <w:t>Correct documents were sometimes nearby but answers missed article-level conditions.</w:t>
             </w:r>
@@ -336,7 +336,7 @@
                 <w:b w:val="0"/>
                 <w:i w:val="0"/>
                 <w:color w:val="000000"/>
-                <w:sz w:val="24"/>
+                <w:sz w:val="20"/>
               </w:rPr>
               <w:t>Rebuilt the index with article-aware chunks and article metadata.</w:t>
             </w:r>
@@ -363,7 +363,7 @@
                 <w:b w:val="0"/>
                 <w:i w:val="0"/>
                 <w:color w:val="000000"/>
-                <w:sz w:val="24"/>
+                <w:sz w:val="20"/>
               </w:rPr>
               <w:t>Users need checkable article citations, not only semantically similar passages.</w:t>
             </w:r>
@@ -395,7 +395,7 @@
                 <w:b w:val="0"/>
                 <w:i w:val="0"/>
                 <w:color w:val="000000"/>
-                <w:sz w:val="24"/>
+                <w:sz w:val="20"/>
               </w:rPr>
               <w:t>Dense retrieval alone was weak for exact legal terms.</w:t>
             </w:r>
@@ -422,7 +422,7 @@
                 <w:b w:val="0"/>
                 <w:i w:val="0"/>
                 <w:color w:val="000000"/>
-                <w:sz w:val="24"/>
+                <w:sz w:val="20"/>
               </w:rPr>
               <w:t>Terms such as DDCM, RDC numbers, article numbers, and IN 338/2024 required exact matching.</w:t>
             </w:r>
@@ -449,7 +449,7 @@
                 <w:b w:val="0"/>
                 <w:i w:val="0"/>
                 <w:color w:val="000000"/>
-                <w:sz w:val="24"/>
+                <w:sz w:val="20"/>
               </w:rPr>
               <w:t>Added BM25 retrieval, reciprocal-rank fusion, and reranking.</w:t>
             </w:r>
@@ -476,7 +476,7 @@
                 <w:b w:val="0"/>
                 <w:i w:val="0"/>
                 <w:color w:val="000000"/>
-                <w:sz w:val="24"/>
+                <w:sz w:val="20"/>
               </w:rPr>
               <w:t>Regulatory questions often depend on exact terms and article labels.</w:t>
             </w:r>
@@ -508,7 +508,7 @@
                 <w:b w:val="0"/>
                 <w:i w:val="0"/>
                 <w:color w:val="000000"/>
-                <w:sz w:val="24"/>
+                <w:sz w:val="20"/>
               </w:rPr>
               <w:t>English questions over Portuguese documents lost completeness.</w:t>
             </w:r>
@@ -535,7 +535,7 @@
                 <w:b w:val="0"/>
                 <w:i w:val="0"/>
                 <w:color w:val="000000"/>
-                <w:sz w:val="24"/>
+                <w:sz w:val="20"/>
               </w:rPr>
               <w:t>Initial English completeness was lower than Portuguese completeness.</w:t>
             </w:r>
@@ -562,7 +562,7 @@
                 <w:b w:val="0"/>
                 <w:i w:val="0"/>
                 <w:color w:val="000000"/>
-                <w:sz w:val="24"/>
+                <w:sz w:val="20"/>
               </w:rPr>
               <w:t>Added conservative Portuguese retrieval anchors while preserving answer language.</w:t>
             </w:r>
@@ -589,7 +589,7 @@
                 <w:b w:val="0"/>
                 <w:i w:val="0"/>
                 <w:color w:val="000000"/>
-                <w:sz w:val="24"/>
+                <w:sz w:val="20"/>
               </w:rPr>
               <w:t>International users may ask in English while the source corpus remains Portuguese.</w:t>
             </w:r>
@@ -621,7 +621,7 @@
                 <w:b w:val="0"/>
                 <w:i w:val="0"/>
                 <w:color w:val="000000"/>
-                <w:sz w:val="24"/>
+                <w:sz w:val="20"/>
               </w:rPr>
               <w:t>The system answered from related but insufficient context.</w:t>
             </w:r>
@@ -648,9 +648,9 @@
                 <w:b w:val="0"/>
                 <w:i w:val="0"/>
                 <w:color w:val="000000"/>
-                <w:sz w:val="24"/>
+                <w:sz w:val="20"/>
               </w:rPr>
-              <w:t>External stress testing showed refusal correctness of 0.700.</w:t>
+              <w:t>AI-authored prospective stress testing showed refusal correctness of 0.700.</w:t>
             </w:r>
           </w:p>
         </w:tc>
@@ -675,9 +675,9 @@
                 <w:b w:val="0"/>
                 <w:i w:val="0"/>
                 <w:color w:val="000000"/>
-                <w:sz w:val="24"/>
+                <w:sz w:val="20"/>
               </w:rPr>
-              <w:t>Tightened the refusal rule and tested a separate refusal-focused external set.</w:t>
+              <w:t>Tightened the refusal rule and tested a separate refusal-focused AI-authored set.</w:t>
             </w:r>
           </w:p>
         </w:tc>
@@ -702,9 +702,71 @@
                 <w:b w:val="0"/>
                 <w:i w:val="0"/>
                 <w:color w:val="000000"/>
-                <w:sz w:val="24"/>
+                <w:sz w:val="20"/>
               </w:rPr>
               <w:t>A related article is not enough when the specific requested fact is absent.</w:t>
+            </w:r>
+          </w:p>
+        </w:tc>
+      </w:tr>
+      <w:tr>
+        <w:tc>
+          <w:tcPr>
+            <w:tcW w:type="dxa" w:w="2340"/>
+          </w:tcPr>
+          <w:p>
+            <w:r>
+              <w:rPr>
+                <w:rFonts w:ascii="Times New Roman" w:hAnsi="Times New Roman"/>
+                <w:color w:val="000000"/>
+                <w:sz w:val="20"/>
+              </w:rPr>
+              <w:t>Internal 1.000 values looked too high.</w:t>
+            </w:r>
+          </w:p>
+        </w:tc>
+        <w:tc>
+          <w:tcPr>
+            <w:tcW w:type="dxa" w:w="2340"/>
+          </w:tcPr>
+          <w:p>
+            <w:r>
+              <w:rPr>
+                <w:rFonts w:ascii="Times New Roman" w:hAnsi="Times New Roman"/>
+                <w:color w:val="000000"/>
+                <w:sz w:val="20"/>
+              </w:rPr>
+              <w:t>Internal refusal correctness reached 1.000 after targeted development.</w:t>
+            </w:r>
+          </w:p>
+        </w:tc>
+        <w:tc>
+          <w:tcPr>
+            <w:tcW w:type="dxa" w:w="2340"/>
+          </w:tcPr>
+          <w:p>
+            <w:r>
+              <w:rPr>
+                <w:rFonts w:ascii="Times New Roman" w:hAnsi="Times New Roman"/>
+                <w:color w:val="000000"/>
+                <w:sz w:val="20"/>
+              </w:rPr>
+              <w:t>Ran an AI-authored prospective stress test and interpreted the internal values as technical checks, not validation proof.</w:t>
+            </w:r>
+          </w:p>
+        </w:tc>
+        <w:tc>
+          <w:tcPr>
+            <w:tcW w:type="dxa" w:w="2340"/>
+          </w:tcPr>
+          <w:p>
+            <w:r>
+              <w:rPr>
+                <w:rFonts w:ascii="Times New Roman" w:hAnsi="Times New Roman"/>
+                <w:color w:val="000000"/>
+                <w:sz w:val="20"/>
+              </w:rPr>
+              <w:t>Perfect internal metrics can be a warning sign when benchmark construction, repair, and judging are not fully independent.</w:t>
             </w:r>
           </w:p>
         </w:tc>
